--- a/breakout/shared/HOW-IT-WORKS.docx
+++ b/breakout/shared/HOW-IT-WORKS.docx
@@ -30,6 +30,11 @@
       </w:r>
       <w:r>
         <w:t xml:space="preserve"> 40 minutes of group work, then 3 minutes to show it.</w:t>
+      </w:r>
+    </w:p>
+    <w:p>
+      <w:r>
+        <w:t>The cases are simplified so they fit into 40 minutes. They are still real decisions, and you build a real agent network for them. You don't need to know anything about pricing.</w:t>
       </w:r>
     </w:p>
     <w:p>

--- a/breakout/shared/HOW-IT-WORKS.docx
+++ b/breakout/shared/HOW-IT-WORKS.docx
@@ -98,6 +98,14 @@
       </w:pPr>
       <w:r>
         <w:t>The developers in your group build the same chain in Codex, so it runs without copy and paste.</w:t>
+      </w:r>
+    </w:p>
+    <w:p>
+      <w:pPr>
+        <w:pStyle w:val="ListBullet"/>
+      </w:pPr>
+      <w:r>
+        <w:t>The data is bigger than one screen. Let ChatGPT analyze the files with code instead of reading them by eye.</w:t>
       </w:r>
     </w:p>
     <w:p>
@@ -406,7 +414,7 @@
           <w:p>
             <w:r/>
             <w:r>
-              <w:t>Read the brief. Pick roles. Open a shared place for handoffs (your group's Teams chat or one shared document).</w:t>
+              <w:t>Read the brief. Pick roles. Open your group's Teams chat for the handoffs.</w:t>
             </w:r>
           </w:p>
         </w:tc>
@@ -419,7 +427,7 @@
           <w:p>
             <w:r/>
             <w:r>
-              <w:t>5–20</w:t>
+              <w:t>5–15</w:t>
             </w:r>
           </w:p>
         </w:tc>
@@ -443,7 +451,7 @@
           <w:p>
             <w:r/>
             <w:r>
-              <w:t>20–35</w:t>
+              <w:t>15–25</w:t>
             </w:r>
           </w:p>
         </w:tc>
@@ -454,7 +462,7 @@
           <w:p>
             <w:r/>
             <w:r>
-              <w:t>Run the whole chain on case A. The judge scores it. Improve the weakest agent. Run again, or run case B.</w:t>
+              <w:t>Run the whole chain on case A. The judge scores it.</w:t>
             </w:r>
           </w:p>
         </w:tc>
@@ -467,7 +475,85 @@
           <w:p>
             <w:r/>
             <w:r>
-              <w:t>35–40</w:t>
+              <w:t>25–30</w:t>
+            </w:r>
+          </w:p>
+        </w:tc>
+        <w:tc>
+          <w:tcPr>
+            <w:tcW w:type="dxa" w:w="4320"/>
+          </w:tcPr>
+          <w:p>
+            <w:r/>
+            <w:r>
+              <w:t>Improve the weakest agent. Run again.</w:t>
+            </w:r>
+          </w:p>
+        </w:tc>
+      </w:tr>
+      <w:tr>
+        <w:tc>
+          <w:tcPr>
+            <w:tcW w:type="dxa" w:w="4320"/>
+          </w:tcPr>
+          <w:p>
+            <w:r/>
+            <w:r>
+              <w:t>30</w:t>
+            </w:r>
+          </w:p>
+        </w:tc>
+        <w:tc>
+          <w:tcPr>
+            <w:tcW w:type="dxa" w:w="4320"/>
+          </w:tcPr>
+          <w:p>
+            <w:r/>
+            <w:r>
+              <w:rPr>
+                <w:b/>
+              </w:rPr>
+              <w:t>Case B arrives</w:t>
+            </w:r>
+            <w:r>
+              <w:t xml:space="preserve"> in your Teams chat: new data your chain has never seen.</w:t>
+            </w:r>
+          </w:p>
+        </w:tc>
+      </w:tr>
+      <w:tr>
+        <w:tc>
+          <w:tcPr>
+            <w:tcW w:type="dxa" w:w="4320"/>
+          </w:tcPr>
+          <w:p>
+            <w:r/>
+            <w:r>
+              <w:t>30–37</w:t>
+            </w:r>
+          </w:p>
+        </w:tc>
+        <w:tc>
+          <w:tcPr>
+            <w:tcW w:type="dxa" w:w="4320"/>
+          </w:tcPr>
+          <w:p>
+            <w:r/>
+            <w:r>
+              <w:t>Run your improved chain on case B, unchanged. The judge scores it. Does it hold up?</w:t>
+            </w:r>
+          </w:p>
+        </w:tc>
+      </w:tr>
+      <w:tr>
+        <w:tc>
+          <w:tcPr>
+            <w:tcW w:type="dxa" w:w="4320"/>
+          </w:tcPr>
+          <w:p>
+            <w:r/>
+            <w:r>
+              <w:t>37–40</w:t>
             </w:r>
           </w:p>
         </w:tc>
@@ -556,7 +642,7 @@
         <w:pStyle w:val="ListNumber"/>
       </w:pPr>
       <w:r>
-        <w:t>The judge's score on the first run and on the last run.</w:t>
+        <w:t>The judge's scores: first run on case A, last run on case A, and case B.</w:t>
       </w:r>
     </w:p>
     <w:p>

--- a/breakout/shared/HOW-IT-WORKS.docx
+++ b/breakout/shared/HOW-IT-WORKS.docx
@@ -513,10 +513,10 @@
               <w:rPr>
                 <w:b/>
               </w:rPr>
-              <w:t>Case B arrives</w:t>
+              <w:t>Open the `case-b` folder</w:t>
             </w:r>
             <w:r>
-              <w:t xml:space="preserve"> in your Teams chat: new data your chain has never seen.</w:t>
+              <w:t xml:space="preserve"> of your challenge: new data your chain has never seen.</w:t>
             </w:r>
           </w:p>
         </w:tc>
